--- a/Dokumentation/UML Diagrams.docx
+++ b/Dokumentation/UML Diagrams.docx
@@ -69,6 +69,12 @@
           <w:lang w:val="en-US"/>
         </w:rPr>
       </w:pPr>
+      <w:r>
+        <w:rPr>
+          <w:lang w:val="en-US"/>
+        </w:rPr>
+        <w:t xml:space="preserve">Initial </w:t>
+      </w:r>
       <w:r>
         <w:rPr>
           <w:lang w:val="en-US"/>
@@ -153,12 +159,6 @@
           <w:lang w:val="en-US"/>
         </w:rPr>
         <w:lastRenderedPageBreak/>
-        <w:t xml:space="preserve">Initial </w:t>
-      </w:r>
-      <w:r>
-        <w:rPr>
-          <w:lang w:val="en-US"/>
-        </w:rPr>
         <w:t xml:space="preserve">Expanded </w:t>
       </w:r>
       <w:r>
@@ -169,15 +169,20 @@
       </w:r>
     </w:p>
     <w:p>
-      <w:r>
-        <w:rPr>
-          <w:noProof/>
+      <w:pPr>
+        <w:rPr>
+          <w:lang w:val="en-US"/>
+        </w:rPr>
+      </w:pPr>
+      <w:r>
+        <w:rPr>
+          <w:lang w:val="en-US"/>
         </w:rPr>
         <w:drawing>
-          <wp:inline distT="0" distB="0" distL="0" distR="0" wp14:anchorId="725849D0" wp14:editId="761ADEAD">
-            <wp:extent cx="1960931" cy="7943850"/>
-            <wp:effectExtent l="0" t="0" r="1270" b="0"/>
-            <wp:docPr id="1711554734" name="Billede 1"/>
+          <wp:inline distT="0" distB="0" distL="0" distR="0" wp14:anchorId="3D593423" wp14:editId="22320360">
+            <wp:extent cx="5963482" cy="6916115"/>
+            <wp:effectExtent l="0" t="0" r="0" b="0"/>
+            <wp:docPr id="523277090" name="Billede 1"/>
             <wp:cNvGraphicFramePr>
               <a:graphicFrameLocks xmlns:a="http://schemas.openxmlformats.org/drawingml/2006/main" noChangeAspect="1"/>
             </wp:cNvGraphicFramePr>
@@ -185,7 +190,7 @@
               <a:graphicData uri="http://schemas.openxmlformats.org/drawingml/2006/picture">
                 <pic:pic xmlns:pic="http://schemas.openxmlformats.org/drawingml/2006/picture">
                   <pic:nvPicPr>
-                    <pic:cNvPr id="1711554734" name=""/>
+                    <pic:cNvPr id="523277090" name=""/>
                     <pic:cNvPicPr/>
                   </pic:nvPicPr>
                   <pic:blipFill>
@@ -197,7 +202,7 @@
                   <pic:spPr>
                     <a:xfrm>
                       <a:off x="0" y="0"/>
-                      <a:ext cx="1982821" cy="8032526"/>
+                      <a:ext cx="5963482" cy="6916115"/>
                     </a:xfrm>
                     <a:prstGeom prst="rect">
                       <a:avLst/>
